--- a/Assignment3_Group_Contribution_Form-1.docx
+++ b/Assignment3_Group_Contribution_Form-1.docx
@@ -207,13 +207,8 @@
       <w:r>
         <w:t xml:space="preserve">GitHub Name: </w:t>
       </w:r>
-      <w:proofErr w:type="spellStart"/>
       <w:r>
-        <w:t>purnaperamune</w:t>
-      </w:r>
-      <w:proofErr w:type="spellEnd"/>
-      <w:r>
-        <w:t xml:space="preserve"> (</w:t>
+        <w:t>purnaperamune (</w:t>
       </w:r>
       <w:hyperlink r:id="rId7" w:history="1">
         <w:r>
@@ -239,15 +234,7 @@
       </w:r>
       <w:r>
         <w:br/>
-        <w:t xml:space="preserve">☐ </w:t>
-      </w:r>
-      <w:proofErr w:type="spellStart"/>
-      <w:r>
-        <w:t>SpiraPlan</w:t>
-      </w:r>
-      <w:proofErr w:type="spellEnd"/>
-      <w:r>
-        <w:t xml:space="preserve"> integration   </w:t>
+        <w:t xml:space="preserve">☐ SpiraPlan integration   </w:t>
       </w:r>
       <w:r>
         <w:t>X</w:t>
@@ -280,12 +267,24 @@
     </w:p>
     <w:p>
       <w:r>
-        <w:t>Name: ____________________________________    Student ID: ____________________</w:t>
+        <w:t xml:space="preserve">Name: </w:t>
+      </w:r>
+      <w:r>
+        <w:t>Pisethrosanit Sean</w:t>
+      </w:r>
+      <w:r>
+        <w:t xml:space="preserve">    Student ID: </w:t>
+      </w:r>
+      <w:r>
+        <w:t>s4152770</w:t>
       </w:r>
     </w:p>
     <w:p>
       <w:r>
-        <w:t>GitHub Name: _____________________________</w:t>
+        <w:t xml:space="preserve">GitHub Name: </w:t>
+      </w:r>
+      <w:r>
+        <w:t>s4152770</w:t>
       </w:r>
     </w:p>
     <w:p>
@@ -295,24 +294,58 @@
     </w:p>
     <w:p>
       <w:r>
-        <w:t>☐ JMeter test plan/execution   ☐ JMeter analysis   ☐ Selenium tests</w:t>
+        <w:t xml:space="preserve">X </w:t>
+      </w:r>
+      <w:r>
+        <w:t xml:space="preserve"> JMeter test plan/execution   </w:t>
+      </w:r>
+      <w:r>
+        <w:t>X</w:t>
+      </w:r>
+      <w:r>
+        <w:t xml:space="preserve"> JMeter analysis   ☐ Selenium tests</w:t>
       </w:r>
       <w:r>
         <w:br/>
-        <w:t>☐ SpiraPlan integration   ☐ Cucumber tests   ☐ Code review/debugging/integration</w:t>
+        <w:t xml:space="preserve">☐ SpiraPlan integration   ☐ Cucumber tests   </w:t>
+      </w:r>
+      <w:r>
+        <w:t>X</w:t>
+      </w:r>
+      <w:r>
+        <w:t xml:space="preserve"> Code review/debugging/integration</w:t>
       </w:r>
     </w:p>
     <w:p>
       <w:r>
-        <w:t>Specific work completed: ______________________________________________________________</w:t>
+        <w:t xml:space="preserve">Specific work completed: </w:t>
       </w:r>
       <w:r>
-        <w:br/>
-        <w:t>_____________________________________________________________________________________</w:t>
+        <w:t xml:space="preserve">Modified the existing JMeter test plan to run different load scenarios, then analysed the results, including response times, throughput and error rates, to identify performance trends. </w:t>
       </w:r>
       <w:r>
-        <w:br/>
-        <w:t>_____________________________________________________________________________________</w:t>
+        <w:t>Al</w:t>
+      </w:r>
+      <w:r>
+        <w:t xml:space="preserve">so </w:t>
+      </w:r>
+      <w:r>
+        <w:t xml:space="preserve">helped </w:t>
+      </w:r>
+      <w:r>
+        <w:t>review</w:t>
+      </w:r>
+      <w:r>
+        <w:t xml:space="preserve"> </w:t>
+      </w:r>
+      <w:r>
+        <w:t xml:space="preserve">my team members’ </w:t>
+      </w:r>
+      <w:r>
+        <w:t>parts before submission</w:t>
+      </w:r>
+      <w:r>
+        <w:t>.</w:t>
       </w:r>
     </w:p>
     <w:p>
@@ -561,13 +594,21 @@
           <w:tcPr>
             <w:tcW w:w="2880" w:type="dxa"/>
           </w:tcPr>
-          <w:p/>
+          <w:p>
+            <w:r>
+              <w:t>Pisethrosanit Sean</w:t>
+            </w:r>
+          </w:p>
         </w:tc>
         <w:tc>
           <w:tcPr>
             <w:tcW w:w="2880" w:type="dxa"/>
           </w:tcPr>
-          <w:p/>
+          <w:p>
+            <w:r>
+              <w:t>16.67%</w:t>
+            </w:r>
+          </w:p>
         </w:tc>
       </w:tr>
       <w:tr>
@@ -803,13 +844,21 @@
           <w:tcPr>
             <w:tcW w:w="2880" w:type="dxa"/>
           </w:tcPr>
-          <w:p/>
+          <w:p>
+            <w:r>
+              <w:t>Pisethrosanit Sean</w:t>
+            </w:r>
+          </w:p>
         </w:tc>
         <w:tc>
           <w:tcPr>
             <w:tcW w:w="2880" w:type="dxa"/>
           </w:tcPr>
-          <w:p/>
+          <w:p>
+            <w:r>
+              <w:t>20/10/2026</w:t>
+            </w:r>
+          </w:p>
         </w:tc>
       </w:tr>
       <w:tr>
@@ -10599,7 +10648,7 @@
       </w:tcPr>
     </w:tblStylePr>
   </w:style>
-  <w:style w:type="table" w:styleId="ColourfulShading">
+  <w:style w:type="table" w:styleId="ColorfulShading">
     <w:name w:val="Colorful Shading"/>
     <w:basedOn w:val="TableNormal"/>
     <w:uiPriority w:val="71"/>
@@ -10714,7 +10763,7 @@
       </w:rPr>
     </w:tblStylePr>
   </w:style>
-  <w:style w:type="table" w:styleId="ColourfulShadingAccent1">
+  <w:style w:type="table" w:styleId="ColorfulShading-Accent1">
     <w:name w:val="Colorful Shading Accent 1"/>
     <w:basedOn w:val="TableNormal"/>
     <w:uiPriority w:val="71"/>
@@ -10829,7 +10878,7 @@
       </w:rPr>
     </w:tblStylePr>
   </w:style>
-  <w:style w:type="table" w:styleId="ColourfulShadingAccent2">
+  <w:style w:type="table" w:styleId="ColorfulShading-Accent2">
     <w:name w:val="Colorful Shading Accent 2"/>
     <w:basedOn w:val="TableNormal"/>
     <w:uiPriority w:val="71"/>
@@ -10944,7 +10993,7 @@
       </w:rPr>
     </w:tblStylePr>
   </w:style>
-  <w:style w:type="table" w:styleId="ColourfulShadingAccent3">
+  <w:style w:type="table" w:styleId="ColorfulShading-Accent3">
     <w:name w:val="Colorful Shading Accent 3"/>
     <w:basedOn w:val="TableNormal"/>
     <w:uiPriority w:val="71"/>
@@ -11049,7 +11098,7 @@
       </w:tcPr>
     </w:tblStylePr>
   </w:style>
-  <w:style w:type="table" w:styleId="ColourfulShadingAccent4">
+  <w:style w:type="table" w:styleId="ColorfulShading-Accent4">
     <w:name w:val="Colorful Shading Accent 4"/>
     <w:basedOn w:val="TableNormal"/>
     <w:uiPriority w:val="71"/>
@@ -11164,7 +11213,7 @@
       </w:rPr>
     </w:tblStylePr>
   </w:style>
-  <w:style w:type="table" w:styleId="ColourfulShadingAccent5">
+  <w:style w:type="table" w:styleId="ColorfulShading-Accent5">
     <w:name w:val="Colorful Shading Accent 5"/>
     <w:basedOn w:val="TableNormal"/>
     <w:uiPriority w:val="71"/>
@@ -11279,7 +11328,7 @@
       </w:rPr>
     </w:tblStylePr>
   </w:style>
-  <w:style w:type="table" w:styleId="ColourfulShadingAccent6">
+  <w:style w:type="table" w:styleId="ColorfulShading-Accent6">
     <w:name w:val="Colorful Shading Accent 6"/>
     <w:basedOn w:val="TableNormal"/>
     <w:uiPriority w:val="71"/>
@@ -11394,7 +11443,7 @@
       </w:rPr>
     </w:tblStylePr>
   </w:style>
-  <w:style w:type="table" w:styleId="ColourfulList">
+  <w:style w:type="table" w:styleId="ColorfulList">
     <w:name w:val="Colorful List"/>
     <w:basedOn w:val="TableNormal"/>
     <w:uiPriority w:val="72"/>
@@ -11473,7 +11522,7 @@
       </w:tcPr>
     </w:tblStylePr>
   </w:style>
-  <w:style w:type="table" w:styleId="ColourfulListAccent1">
+  <w:style w:type="table" w:styleId="ColorfulList-Accent1">
     <w:name w:val="Colorful List Accent 1"/>
     <w:basedOn w:val="TableNormal"/>
     <w:uiPriority w:val="72"/>
@@ -11552,7 +11601,7 @@
       </w:tcPr>
     </w:tblStylePr>
   </w:style>
-  <w:style w:type="table" w:styleId="ColourfulListAccent2">
+  <w:style w:type="table" w:styleId="ColorfulList-Accent2">
     <w:name w:val="Colorful List Accent 2"/>
     <w:basedOn w:val="TableNormal"/>
     <w:uiPriority w:val="72"/>
@@ -11631,7 +11680,7 @@
       </w:tcPr>
     </w:tblStylePr>
   </w:style>
-  <w:style w:type="table" w:styleId="ColourfulListAccent3">
+  <w:style w:type="table" w:styleId="ColorfulList-Accent3">
     <w:name w:val="Colorful List Accent 3"/>
     <w:basedOn w:val="TableNormal"/>
     <w:uiPriority w:val="72"/>
@@ -11710,7 +11759,7 @@
       </w:tcPr>
     </w:tblStylePr>
   </w:style>
-  <w:style w:type="table" w:styleId="ColourfulListAccent4">
+  <w:style w:type="table" w:styleId="ColorfulList-Accent4">
     <w:name w:val="Colorful List Accent 4"/>
     <w:basedOn w:val="TableNormal"/>
     <w:uiPriority w:val="72"/>
@@ -11789,7 +11838,7 @@
       </w:tcPr>
     </w:tblStylePr>
   </w:style>
-  <w:style w:type="table" w:styleId="ColourfulListAccent5">
+  <w:style w:type="table" w:styleId="ColorfulList-Accent5">
     <w:name w:val="Colorful List Accent 5"/>
     <w:basedOn w:val="TableNormal"/>
     <w:uiPriority w:val="72"/>
@@ -11868,7 +11917,7 @@
       </w:tcPr>
     </w:tblStylePr>
   </w:style>
-  <w:style w:type="table" w:styleId="ColourfulListAccent6">
+  <w:style w:type="table" w:styleId="ColorfulList-Accent6">
     <w:name w:val="Colorful List Accent 6"/>
     <w:basedOn w:val="TableNormal"/>
     <w:uiPriority w:val="72"/>
@@ -11947,7 +11996,7 @@
       </w:tcPr>
     </w:tblStylePr>
   </w:style>
-  <w:style w:type="table" w:styleId="ColourfulGrid">
+  <w:style w:type="table" w:styleId="ColorfulGrid">
     <w:name w:val="Colorful Grid"/>
     <w:basedOn w:val="TableNormal"/>
     <w:uiPriority w:val="73"/>
@@ -12020,7 +12069,7 @@
       </w:tcPr>
     </w:tblStylePr>
   </w:style>
-  <w:style w:type="table" w:styleId="ColourfulGridAccent1">
+  <w:style w:type="table" w:styleId="ColorfulGrid-Accent1">
     <w:name w:val="Colorful Grid Accent 1"/>
     <w:basedOn w:val="TableNormal"/>
     <w:uiPriority w:val="73"/>
@@ -12093,7 +12142,7 @@
       </w:tcPr>
     </w:tblStylePr>
   </w:style>
-  <w:style w:type="table" w:styleId="ColourfulGridAccent2">
+  <w:style w:type="table" w:styleId="ColorfulGrid-Accent2">
     <w:name w:val="Colorful Grid Accent 2"/>
     <w:basedOn w:val="TableNormal"/>
     <w:uiPriority w:val="73"/>
@@ -12166,7 +12215,7 @@
       </w:tcPr>
     </w:tblStylePr>
   </w:style>
-  <w:style w:type="table" w:styleId="ColourfulGridAccent3">
+  <w:style w:type="table" w:styleId="ColorfulGrid-Accent3">
     <w:name w:val="Colorful Grid Accent 3"/>
     <w:basedOn w:val="TableNormal"/>
     <w:uiPriority w:val="73"/>
@@ -12239,7 +12288,7 @@
       </w:tcPr>
     </w:tblStylePr>
   </w:style>
-  <w:style w:type="table" w:styleId="ColourfulGridAccent4">
+  <w:style w:type="table" w:styleId="ColorfulGrid-Accent4">
     <w:name w:val="Colorful Grid Accent 4"/>
     <w:basedOn w:val="TableNormal"/>
     <w:uiPriority w:val="73"/>
@@ -12312,7 +12361,7 @@
       </w:tcPr>
     </w:tblStylePr>
   </w:style>
-  <w:style w:type="table" w:styleId="ColourfulGridAccent5">
+  <w:style w:type="table" w:styleId="ColorfulGrid-Accent5">
     <w:name w:val="Colorful Grid Accent 5"/>
     <w:basedOn w:val="TableNormal"/>
     <w:uiPriority w:val="73"/>
@@ -12385,7 +12434,7 @@
       </w:tcPr>
     </w:tblStylePr>
   </w:style>
-  <w:style w:type="table" w:styleId="ColourfulGridAccent6">
+  <w:style w:type="table" w:styleId="ColorfulGrid-Accent6">
     <w:name w:val="Colorful Grid Accent 6"/>
     <w:basedOn w:val="TableNormal"/>
     <w:uiPriority w:val="73"/>
